--- a/奥比岛模拟赛Ⅰ/哈根农场/哈根农场.docx
+++ b/奥比岛模拟赛Ⅰ/哈根农场/哈根农场.docx
@@ -147,27 +147,28 @@
         </w:rPr>
       </w:pPr>
       <w:bookmarkStart w:id="2" w:name="OLE_LINK2"/>
-      <w:r>
-        <w:rPr>
-          <w:rFonts w:hint="default"/>
-          <w:b w:val="0"/>
-          <w:bCs w:val="0"/>
-          <w:sz w:val="24"/>
-          <w:szCs w:val="24"/>
-          <w:lang w:eastAsia="zh-CN"/>
-        </w:rPr>
-        <w:t>苹果</w:t>
-      </w:r>
-      <w:r>
-        <w:rPr>
-          <w:rFonts w:hint="default"/>
-          <w:b w:val="0"/>
-          <w:bCs w:val="0"/>
-          <w:sz w:val="24"/>
-          <w:szCs w:val="24"/>
-          <w:lang w:eastAsia="zh-CN"/>
-        </w:rPr>
-        <w:t>是奥比岛的特色，不得不品尝。——物流从业</w:t>
+      <w:bookmarkStart w:id="6" w:name="_GoBack"/>
+      <w:r>
+        <w:rPr>
+          <w:rFonts w:hint="default"/>
+          <w:b w:val="0"/>
+          <w:bCs w:val="0"/>
+          <w:sz w:val="24"/>
+          <w:szCs w:val="24"/>
+          <w:lang w:eastAsia="zh-CN"/>
+        </w:rPr>
+        <w:t>苹果是奥比岛的特色，不得不品尝。——物流</w:t>
+      </w:r>
+      <w:r>
+        <w:rPr>
+          <w:rFonts w:hint="default"/>
+          <w:b w:val="0"/>
+          <w:bCs w:val="0"/>
+          <w:sz w:val="24"/>
+          <w:szCs w:val="24"/>
+          <w:lang w:eastAsia="zh-CN"/>
+        </w:rPr>
+        <w:t>大师</w:t>
       </w:r>
     </w:p>
     <w:p>
@@ -217,75 +218,10 @@
           <w:szCs w:val="24"/>
           <w:lang w:eastAsia="zh-CN"/>
         </w:rPr>
-        <w:t>哈根农场有一棵硕大的苹果树，上面结出过数以亿计的苹果。这棵</w:t>
-      </w:r>
-      <w:r>
-        <w:rPr>
-          <w:rFonts w:hint="default"/>
-          <w:b w:val="0"/>
-          <w:bCs w:val="0"/>
-          <w:sz w:val="24"/>
-          <w:szCs w:val="24"/>
-          <w:lang w:eastAsia="zh-CN"/>
-        </w:rPr>
-        <w:t>树共有N个节点</w:t>
-      </w:r>
-      <w:r>
-        <w:rPr>
-          <w:rFonts w:hint="default"/>
-          <w:b w:val="0"/>
-          <w:bCs w:val="0"/>
-          <w:sz w:val="24"/>
-          <w:szCs w:val="24"/>
-          <w:lang w:eastAsia="zh-CN"/>
-        </w:rPr>
-        <w:t>编号1到N，根节点为1号点</w:t>
-      </w:r>
-      <w:r>
-        <w:rPr>
-          <w:rFonts w:hint="default"/>
-          <w:b w:val="0"/>
-          <w:bCs w:val="0"/>
-          <w:sz w:val="24"/>
-          <w:szCs w:val="24"/>
-          <w:lang w:eastAsia="zh-CN"/>
-        </w:rPr>
-        <w:t>，N-1条树枝，每个树枝有一个长度vi。</w:t>
-      </w:r>
-      <w:r>
-        <w:rPr>
-          <w:rFonts w:hint="default"/>
-          <w:b w:val="0"/>
-          <w:bCs w:val="0"/>
-          <w:sz w:val="24"/>
-          <w:szCs w:val="24"/>
-          <w:lang w:eastAsia="zh-CN"/>
-        </w:rPr>
-        <w:t>每当有小奥比来到这里时，哈根农场的苹果树便会等概率地随机选择一个节点，并在这个节点（含）的子树中随机结出随机数量的苹果（数量在[1，子树大小]随机，每个节点有0或1个苹果，子树内每个节点结出苹果的概率相等），随后小奥比会用苹果杆去摘苹果，小奥比可以从任意一个节点出发，经过树枝到达所有苹果节点并回到初始节点，现在小奥比想知道</w:t>
-      </w:r>
-      <w:r>
-        <w:rPr>
-          <w:rFonts w:hint="default"/>
-          <w:b w:val="0"/>
-          <w:bCs w:val="0"/>
-          <w:sz w:val="24"/>
-          <w:szCs w:val="24"/>
-          <w:lang w:eastAsia="zh-CN"/>
-        </w:rPr>
-        <w:t>摘完所有苹果的其最短移动距离的期望对10,0000,0007取模的结果</w:t>
-      </w:r>
-      <w:r>
-        <w:rPr>
-          <w:rFonts w:hint="default"/>
-          <w:b w:val="0"/>
-          <w:bCs w:val="0"/>
-          <w:sz w:val="24"/>
-          <w:szCs w:val="24"/>
-          <w:lang w:eastAsia="zh-CN"/>
-        </w:rPr>
-        <w:t>。</w:t>
-      </w:r>
-    </w:p>
+        <w:t>哈根农场有一棵硕大的苹果树，上面结出过数以亿计的苹果。这棵树共有N个节点编号1到N，根节点为1号点，N-1条树枝，每个树枝有一个长度vi。每当有小奥比来到这里时，哈根农场的苹果树便会等概率地随机选择一个节点，并在这个节点（含）的子树中随机结出随机数量的苹果（数量在[1，子树大小]随机，每个节点有0或1个苹果，子树内每个节点结出苹果的概率相等），随后小奥比会用苹果杆去摘苹果，小奥比可以从任意一个节点出发，经过树枝到达所有苹果节点并回到初始节点，现在小奥比想知道摘完所有苹果的其最短移动距离的期望对10,0000,0007取模的结果。</w:t>
+      </w:r>
+    </w:p>
+    <w:bookmarkEnd w:id="6"/>
     <w:p>
       <w:pPr>
         <w:ind w:firstLine="420" w:firstLineChars="0"/>
@@ -441,29 +377,7 @@
           <w:szCs w:val="24"/>
           <w:lang w:eastAsia="zh-CN"/>
         </w:rPr>
-        <w:t>一行一个整数，表示</w:t>
-      </w:r>
-      <w:r>
-        <w:rPr>
-          <w:rFonts w:hint="default"/>
-          <w:b w:val="0"/>
-          <w:bCs w:val="0"/>
-          <w:sz w:val="24"/>
-          <w:szCs w:val="24"/>
-          <w:lang w:eastAsia="zh-CN"/>
-        </w:rPr>
-        <w:t>摘完所有苹果的其最短移动距离的期望对10,0000,0007取模的结果</w:t>
-      </w:r>
-      <w:r>
-        <w:rPr>
-          <w:rFonts w:hint="default"/>
-          <w:b w:val="0"/>
-          <w:bCs w:val="0"/>
-          <w:sz w:val="24"/>
-          <w:szCs w:val="24"/>
-          <w:lang w:eastAsia="zh-CN"/>
-        </w:rPr>
-        <w:t>。</w:t>
+        <w:t>一行一个整数，表示摘完所有苹果的其最短移动距离的期望对10,0000,0007取模的结果。</w:t>
       </w:r>
     </w:p>
     <w:p>
@@ -686,8 +600,6 @@
           <w:lang w:eastAsia="zh-CN"/>
         </w:rPr>
       </w:pPr>
-      <w:bookmarkStart w:id="6" w:name="_GoBack"/>
-      <w:bookmarkEnd w:id="6"/>
     </w:p>
     <w:sectPr>
       <w:pgSz w:w="11906" w:h="16838"/>

--- a/奥比岛模拟赛Ⅰ/哈根农场/哈根农场.docx
+++ b/奥比岛模拟赛Ⅰ/哈根农场/哈根农场.docx
@@ -147,7 +147,6 @@
         </w:rPr>
       </w:pPr>
       <w:bookmarkStart w:id="2" w:name="OLE_LINK2"/>
-      <w:bookmarkStart w:id="6" w:name="_GoBack"/>
       <w:r>
         <w:rPr>
           <w:rFonts w:hint="default"/>
@@ -168,7 +167,7 @@
           <w:szCs w:val="24"/>
           <w:lang w:eastAsia="zh-CN"/>
         </w:rPr>
-        <w:t>大师</w:t>
+        <w:t>高手</w:t>
       </w:r>
     </w:p>
     <w:p>
@@ -193,7 +192,29 @@
           <w:szCs w:val="24"/>
           <w:lang w:eastAsia="zh-CN"/>
         </w:rPr>
-        <w:t>哈根农场的苹果养人啊。——鸡蛋舞者</w:t>
+        <w:t>哈根农场的苹果养人啊</w:t>
+      </w:r>
+      <w:r>
+        <w:rPr>
+          <w:rFonts w:hint="default"/>
+          <w:b w:val="0"/>
+          <w:bCs w:val="0"/>
+          <w:sz w:val="24"/>
+          <w:szCs w:val="24"/>
+          <w:lang w:eastAsia="zh-CN"/>
+        </w:rPr>
+        <w:t>，多吃一些，多吃一些</w:t>
+      </w:r>
+      <w:r>
+        <w:rPr>
+          <w:rFonts w:hint="default"/>
+          <w:b w:val="0"/>
+          <w:bCs w:val="0"/>
+          <w:sz w:val="24"/>
+          <w:szCs w:val="24"/>
+          <w:lang w:eastAsia="zh-CN"/>
+        </w:rPr>
+        <w:t>。——鸡蛋舞者</w:t>
       </w:r>
     </w:p>
     <w:p>
@@ -218,10 +239,56 @@
           <w:szCs w:val="24"/>
           <w:lang w:eastAsia="zh-CN"/>
         </w:rPr>
-        <w:t>哈根农场有一棵硕大的苹果树，上面结出过数以亿计的苹果。这棵树共有N个节点编号1到N，根节点为1号点，N-1条树枝，每个树枝有一个长度vi。每当有小奥比来到这里时，哈根农场的苹果树便会等概率地随机选择一个节点，并在这个节点（含）的子树中随机结出随机数量的苹果（数量在[1，子树大小]随机，每个节点有0或1个苹果，子树内每个节点结出苹果的概率相等），随后小奥比会用苹果杆去摘苹果，小奥比可以从任意一个节点出发，经过树枝到达所有苹果节点并回到初始节点，现在小奥比想知道摘完所有苹果的其最短移动距离的期望对10,0000,0007取模的结果。</w:t>
-      </w:r>
-    </w:p>
-    <w:bookmarkEnd w:id="6"/>
+        <w:t>哈根农场有一棵硕大的苹果树，上面结出过数以亿计的苹果。这棵树共有N个节点编号1到N，根节点为1号点，N-1条树枝，每个树枝有一个长度vi。每当有小奥比来到这里时，哈根农场的苹果树便会等概率地随机选择一个节点，并在这个节点（含）的子树中随机结出随机数量的苹果（数量在[1，子树大小]</w:t>
+      </w:r>
+      <w:r>
+        <w:rPr>
+          <w:rFonts w:hint="default"/>
+          <w:b w:val="0"/>
+          <w:bCs w:val="0"/>
+          <w:sz w:val="24"/>
+          <w:szCs w:val="24"/>
+          <w:lang w:eastAsia="zh-CN"/>
+        </w:rPr>
+        <w:t>间均匀</w:t>
+      </w:r>
+      <w:r>
+        <w:rPr>
+          <w:rFonts w:hint="default"/>
+          <w:b w:val="0"/>
+          <w:bCs w:val="0"/>
+          <w:sz w:val="24"/>
+          <w:szCs w:val="24"/>
+          <w:lang w:eastAsia="zh-CN"/>
+        </w:rPr>
+        <w:t>随机，每个节点有0或1个苹果，子树内每个节点结出苹果的概率相等），随后小奥比会用苹果杆去摘苹果，小奥比可以从任意一个节点出发，经过树枝到达所有苹果节点并回到初始节点，现在小奥比想知道摘完所有苹果的其最短移动距离的期望对10,0000,0007取模的结果。</w:t>
+      </w:r>
+    </w:p>
+    <w:p>
+      <w:pPr>
+        <w:ind w:firstLine="420" w:firstLineChars="0"/>
+        <w:jc w:val="both"/>
+        <w:rPr>
+          <w:rFonts w:hint="default"/>
+          <w:b w:val="0"/>
+          <w:bCs w:val="0"/>
+          <w:sz w:val="24"/>
+          <w:szCs w:val="24"/>
+          <w:lang w:eastAsia="zh-CN"/>
+        </w:rPr>
+      </w:pPr>
+      <w:r>
+        <w:rPr>
+          <w:rFonts w:hint="default"/>
+          <w:b w:val="0"/>
+          <w:bCs w:val="0"/>
+          <w:sz w:val="24"/>
+          <w:szCs w:val="24"/>
+          <w:lang w:eastAsia="zh-CN"/>
+        </w:rPr>
+        <w:t>选手可自行开启O2优化。</w:t>
+      </w:r>
+    </w:p>
     <w:p>
       <w:pPr>
         <w:ind w:firstLine="420" w:firstLineChars="0"/>
@@ -428,14 +495,25 @@
         </w:numPr>
         <w:jc w:val="both"/>
         <w:rPr>
-          <w:rFonts w:hint="eastAsia"/>
-          <w:b w:val="0"/>
-          <w:bCs w:val="0"/>
-          <w:sz w:val="24"/>
-          <w:szCs w:val="24"/>
-          <w:lang w:val="en-US" w:eastAsia="zh-CN"/>
-        </w:rPr>
-      </w:pPr>
+          <w:rFonts w:hint="default"/>
+          <w:b w:val="0"/>
+          <w:bCs w:val="0"/>
+          <w:sz w:val="24"/>
+          <w:szCs w:val="24"/>
+          <w:lang w:eastAsia="zh-CN"/>
+        </w:rPr>
+      </w:pPr>
+      <w:r>
+        <w:rPr>
+          <w:rFonts w:hint="default"/>
+          <w:b w:val="0"/>
+          <w:bCs w:val="0"/>
+          <w:sz w:val="24"/>
+          <w:szCs w:val="24"/>
+          <w:lang w:eastAsia="zh-CN"/>
+        </w:rPr>
+        <w:t>【样例一】</w:t>
+      </w:r>
     </w:p>
     <w:p>
       <w:pPr>
@@ -446,15 +524,25 @@
         </w:numPr>
         <w:jc w:val="both"/>
         <w:rPr>
-          <w:rFonts w:hint="eastAsia"/>
-          <w:b w:val="0"/>
-          <w:bCs w:val="0"/>
-          <w:color w:val="auto"/>
-          <w:sz w:val="24"/>
-          <w:szCs w:val="24"/>
-          <w:lang w:val="en-US" w:eastAsia="zh-CN"/>
-        </w:rPr>
-      </w:pPr>
+          <w:rFonts w:hint="default"/>
+          <w:b w:val="0"/>
+          <w:bCs w:val="0"/>
+          <w:sz w:val="24"/>
+          <w:szCs w:val="24"/>
+          <w:lang w:eastAsia="zh-CN"/>
+        </w:rPr>
+      </w:pPr>
+      <w:r>
+        <w:rPr>
+          <w:rFonts w:hint="default"/>
+          <w:b w:val="0"/>
+          <w:bCs w:val="0"/>
+          <w:sz w:val="24"/>
+          <w:szCs w:val="24"/>
+          <w:lang w:eastAsia="zh-CN"/>
+        </w:rPr>
+        <w:t>3</w:t>
+      </w:r>
     </w:p>
     <w:p>
       <w:pPr>
@@ -465,6 +553,64 @@
         </w:numPr>
         <w:jc w:val="both"/>
         <w:rPr>
+          <w:rFonts w:hint="default"/>
+          <w:b w:val="0"/>
+          <w:bCs w:val="0"/>
+          <w:sz w:val="24"/>
+          <w:szCs w:val="24"/>
+          <w:lang w:eastAsia="zh-CN"/>
+        </w:rPr>
+      </w:pPr>
+      <w:r>
+        <w:rPr>
+          <w:rFonts w:hint="default"/>
+          <w:b w:val="0"/>
+          <w:bCs w:val="0"/>
+          <w:sz w:val="24"/>
+          <w:szCs w:val="24"/>
+          <w:lang w:eastAsia="zh-CN"/>
+        </w:rPr>
+        <w:t>1 2 1</w:t>
+      </w:r>
+    </w:p>
+    <w:p>
+      <w:pPr>
+        <w:widowControl w:val="0"/>
+        <w:numPr>
+          <w:ilvl w:val="0"/>
+          <w:numId w:val="0"/>
+        </w:numPr>
+        <w:jc w:val="both"/>
+        <w:rPr>
+          <w:rFonts w:hint="eastAsia"/>
+          <w:b w:val="0"/>
+          <w:bCs w:val="0"/>
+          <w:sz w:val="24"/>
+          <w:szCs w:val="24"/>
+          <w:lang w:eastAsia="zh-CN"/>
+        </w:rPr>
+      </w:pPr>
+      <w:r>
+        <w:rPr>
+          <w:rFonts w:hint="default"/>
+          <w:b w:val="0"/>
+          <w:bCs w:val="0"/>
+          <w:sz w:val="24"/>
+          <w:szCs w:val="24"/>
+          <w:lang w:eastAsia="zh-CN"/>
+        </w:rPr>
+        <w:t>1 3 1</w:t>
+      </w:r>
+    </w:p>
+    <w:p>
+      <w:pPr>
+        <w:widowControl w:val="0"/>
+        <w:numPr>
+          <w:ilvl w:val="0"/>
+          <w:numId w:val="0"/>
+        </w:numPr>
+        <w:jc w:val="both"/>
+        <w:rPr>
           <w:rFonts w:hint="eastAsia"/>
           <w:b w:val="0"/>
           <w:bCs w:val="0"/>
@@ -472,6 +618,149 @@
           <w:sz w:val="24"/>
           <w:szCs w:val="24"/>
           <w:lang w:val="en-US" w:eastAsia="zh-CN"/>
+        </w:rPr>
+      </w:pPr>
+    </w:p>
+    <w:p>
+      <w:pPr>
+        <w:widowControl w:val="0"/>
+        <w:numPr>
+          <w:ilvl w:val="0"/>
+          <w:numId w:val="0"/>
+        </w:numPr>
+        <w:jc w:val="both"/>
+        <w:rPr>
+          <w:rFonts w:hint="default"/>
+          <w:b w:val="0"/>
+          <w:bCs w:val="0"/>
+          <w:color w:val="auto"/>
+          <w:sz w:val="24"/>
+          <w:szCs w:val="24"/>
+          <w:lang w:eastAsia="zh-CN"/>
+        </w:rPr>
+      </w:pPr>
+      <w:r>
+        <w:rPr>
+          <w:rFonts w:hint="default"/>
+          <w:b w:val="0"/>
+          <w:bCs w:val="0"/>
+          <w:color w:val="auto"/>
+          <w:sz w:val="24"/>
+          <w:szCs w:val="24"/>
+          <w:lang w:eastAsia="zh-CN"/>
+        </w:rPr>
+        <w:t>【样例二】</w:t>
+      </w:r>
+    </w:p>
+    <w:p>
+      <w:pPr>
+        <w:widowControl w:val="0"/>
+        <w:numPr>
+          <w:ilvl w:val="0"/>
+          <w:numId w:val="0"/>
+        </w:numPr>
+        <w:jc w:val="both"/>
+        <w:rPr>
+          <w:rFonts w:hint="default"/>
+          <w:b w:val="0"/>
+          <w:bCs w:val="0"/>
+          <w:color w:val="auto"/>
+          <w:sz w:val="24"/>
+          <w:szCs w:val="24"/>
+          <w:lang w:eastAsia="zh-CN"/>
+        </w:rPr>
+      </w:pPr>
+      <w:r>
+        <w:rPr>
+          <w:rFonts w:hint="default"/>
+          <w:b w:val="0"/>
+          <w:bCs w:val="0"/>
+          <w:color w:val="auto"/>
+          <w:sz w:val="24"/>
+          <w:szCs w:val="24"/>
+          <w:lang w:eastAsia="zh-CN"/>
+        </w:rPr>
+        <w:t>3</w:t>
+      </w:r>
+    </w:p>
+    <w:p>
+      <w:pPr>
+        <w:widowControl w:val="0"/>
+        <w:numPr>
+          <w:ilvl w:val="0"/>
+          <w:numId w:val="0"/>
+        </w:numPr>
+        <w:jc w:val="both"/>
+        <w:rPr>
+          <w:rFonts w:hint="default"/>
+          <w:b w:val="0"/>
+          <w:bCs w:val="0"/>
+          <w:color w:val="auto"/>
+          <w:sz w:val="24"/>
+          <w:szCs w:val="24"/>
+          <w:lang w:eastAsia="zh-CN"/>
+        </w:rPr>
+      </w:pPr>
+      <w:r>
+        <w:rPr>
+          <w:rFonts w:hint="default"/>
+          <w:b w:val="0"/>
+          <w:bCs w:val="0"/>
+          <w:color w:val="auto"/>
+          <w:sz w:val="24"/>
+          <w:szCs w:val="24"/>
+          <w:lang w:eastAsia="zh-CN"/>
+        </w:rPr>
+        <w:t>1 2 1</w:t>
+      </w:r>
+    </w:p>
+    <w:p>
+      <w:pPr>
+        <w:widowControl w:val="0"/>
+        <w:numPr>
+          <w:ilvl w:val="0"/>
+          <w:numId w:val="0"/>
+        </w:numPr>
+        <w:jc w:val="both"/>
+        <w:rPr>
+          <w:rFonts w:hint="default"/>
+          <w:b w:val="0"/>
+          <w:bCs w:val="0"/>
+          <w:color w:val="auto"/>
+          <w:sz w:val="24"/>
+          <w:szCs w:val="24"/>
+          <w:lang w:eastAsia="zh-CN"/>
+        </w:rPr>
+      </w:pPr>
+      <w:r>
+        <w:rPr>
+          <w:rFonts w:hint="default"/>
+          <w:b w:val="0"/>
+          <w:bCs w:val="0"/>
+          <w:color w:val="auto"/>
+          <w:sz w:val="24"/>
+          <w:szCs w:val="24"/>
+          <w:lang w:eastAsia="zh-CN"/>
+        </w:rPr>
+        <w:t>2 3 1</w:t>
+      </w:r>
+    </w:p>
+    <w:p>
+      <w:pPr>
+        <w:widowControl w:val="0"/>
+        <w:numPr>
+          <w:ilvl w:val="0"/>
+          <w:numId w:val="0"/>
+        </w:numPr>
+        <w:jc w:val="both"/>
+        <w:rPr>
+          <w:rFonts w:hint="eastAsia"/>
+          <w:b w:val="0"/>
+          <w:bCs w:val="0"/>
+          <w:color w:val="auto"/>
+          <w:sz w:val="24"/>
+          <w:szCs w:val="24"/>
+          <w:lang w:eastAsia="zh-CN"/>
         </w:rPr>
       </w:pPr>
     </w:p>
@@ -508,34 +797,252 @@
           <w:bCs w:val="0"/>
           <w:sz w:val="24"/>
           <w:szCs w:val="24"/>
-          <w:lang w:val="en-US" w:eastAsia="zh-CN"/>
+          <w:lang w:eastAsia="zh-CN"/>
         </w:rPr>
       </w:pPr>
       <w:bookmarkStart w:id="5" w:name="OLE_LINK9"/>
-    </w:p>
-    <w:p>
-      <w:pPr>
-        <w:jc w:val="both"/>
-        <w:rPr>
-          <w:rFonts w:hint="eastAsia"/>
-          <w:b w:val="0"/>
-          <w:bCs w:val="0"/>
-          <w:sz w:val="24"/>
-          <w:szCs w:val="24"/>
-          <w:lang w:val="en-US" w:eastAsia="zh-CN"/>
-        </w:rPr>
-      </w:pPr>
-    </w:p>
-    <w:p>
-      <w:pPr>
-        <w:jc w:val="both"/>
-        <w:rPr>
-          <w:rFonts w:hint="eastAsia"/>
-          <w:b w:val="0"/>
-          <w:bCs w:val="0"/>
-          <w:sz w:val="24"/>
-          <w:szCs w:val="24"/>
-          <w:lang w:val="en-US" w:eastAsia="zh-CN"/>
+      <w:r>
+        <w:rPr>
+          <w:rFonts w:hint="default"/>
+          <w:b w:val="0"/>
+          <w:bCs w:val="0"/>
+          <w:sz w:val="24"/>
+          <w:szCs w:val="24"/>
+          <w:lang w:eastAsia="zh-CN"/>
+        </w:rPr>
+        <w:t>【样例一】</w:t>
+      </w:r>
+    </w:p>
+    <w:p>
+      <w:pPr>
+        <w:jc w:val="both"/>
+        <w:rPr>
+          <w:rFonts w:hint="eastAsia"/>
+          <w:b w:val="0"/>
+          <w:bCs w:val="0"/>
+          <w:sz w:val="24"/>
+          <w:szCs w:val="24"/>
+          <w:lang w:val="en-US" w:eastAsia="zh-CN"/>
+        </w:rPr>
+      </w:pPr>
+      <w:r>
+        <w:rPr>
+          <w:rFonts w:hint="eastAsia"/>
+          <w:b w:val="0"/>
+          <w:bCs w:val="0"/>
+          <w:sz w:val="24"/>
+          <w:szCs w:val="24"/>
+          <w:lang w:val="en-US" w:eastAsia="zh-CN"/>
+        </w:rPr>
+        <w:t>407407411</w:t>
+      </w:r>
+    </w:p>
+    <w:p>
+      <w:pPr>
+        <w:jc w:val="both"/>
+        <w:rPr>
+          <w:rFonts w:hint="default"/>
+          <w:b w:val="0"/>
+          <w:bCs w:val="0"/>
+          <w:sz w:val="24"/>
+          <w:szCs w:val="24"/>
+          <w:lang w:eastAsia="zh-CN"/>
+        </w:rPr>
+      </w:pPr>
+    </w:p>
+    <w:p>
+      <w:pPr>
+        <w:jc w:val="both"/>
+        <w:rPr>
+          <w:rFonts w:hint="default"/>
+          <w:b w:val="0"/>
+          <w:bCs w:val="0"/>
+          <w:sz w:val="24"/>
+          <w:szCs w:val="24"/>
+          <w:lang w:eastAsia="zh-CN"/>
+        </w:rPr>
+      </w:pPr>
+      <w:r>
+        <w:rPr>
+          <w:rFonts w:hint="default"/>
+          <w:b w:val="0"/>
+          <w:bCs w:val="0"/>
+          <w:sz w:val="24"/>
+          <w:szCs w:val="24"/>
+          <w:lang w:eastAsia="zh-CN"/>
+        </w:rPr>
+        <w:t>【样例一解释】</w:t>
+      </w:r>
+    </w:p>
+    <w:p>
+      <w:pPr>
+        <w:jc w:val="both"/>
+        <w:rPr>
+          <w:rFonts w:hint="default"/>
+          <w:b w:val="0"/>
+          <w:bCs w:val="0"/>
+          <w:sz w:val="24"/>
+          <w:szCs w:val="24"/>
+          <w:lang w:eastAsia="zh-CN"/>
+        </w:rPr>
+      </w:pPr>
+      <w:r>
+        <w:rPr>
+          <w:rFonts w:hint="default"/>
+          <w:b w:val="0"/>
+          <w:bCs w:val="0"/>
+          <w:sz w:val="24"/>
+          <w:szCs w:val="24"/>
+          <w:lang w:eastAsia="zh-CN"/>
+        </w:rPr>
+        <w:t>其用分数形式表示为20/27</w:t>
+      </w:r>
+    </w:p>
+    <w:p>
+      <w:pPr>
+        <w:jc w:val="both"/>
+        <w:rPr>
+          <w:rFonts w:hint="eastAsia"/>
+          <w:b w:val="0"/>
+          <w:bCs w:val="0"/>
+          <w:sz w:val="24"/>
+          <w:szCs w:val="24"/>
+          <w:lang w:eastAsia="zh-CN"/>
+        </w:rPr>
+      </w:pPr>
+    </w:p>
+    <w:p>
+      <w:pPr>
+        <w:jc w:val="both"/>
+        <w:rPr>
+          <w:rFonts w:hint="default"/>
+          <w:b w:val="0"/>
+          <w:bCs w:val="0"/>
+          <w:sz w:val="24"/>
+          <w:szCs w:val="24"/>
+          <w:lang w:eastAsia="zh-CN"/>
+        </w:rPr>
+      </w:pPr>
+      <w:r>
+        <w:rPr>
+          <w:rFonts w:hint="default"/>
+          <w:b w:val="0"/>
+          <w:bCs w:val="0"/>
+          <w:sz w:val="24"/>
+          <w:szCs w:val="24"/>
+          <w:lang w:eastAsia="zh-CN"/>
+        </w:rPr>
+        <w:t>【样例二】</w:t>
+      </w:r>
+    </w:p>
+    <w:p>
+      <w:pPr>
+        <w:jc w:val="both"/>
+        <w:rPr>
+          <w:rFonts w:hint="eastAsia"/>
+          <w:b w:val="0"/>
+          <w:bCs w:val="0"/>
+          <w:sz w:val="24"/>
+          <w:szCs w:val="24"/>
+          <w:lang w:eastAsia="zh-CN"/>
+        </w:rPr>
+      </w:pPr>
+      <w:r>
+        <w:rPr>
+          <w:rFonts w:hint="eastAsia"/>
+          <w:b w:val="0"/>
+          <w:bCs w:val="0"/>
+          <w:sz w:val="24"/>
+          <w:szCs w:val="24"/>
+          <w:lang w:eastAsia="zh-CN"/>
+        </w:rPr>
+        <w:t>740740747</w:t>
+      </w:r>
+    </w:p>
+    <w:p>
+      <w:pPr>
+        <w:jc w:val="both"/>
+        <w:rPr>
+          <w:rFonts w:hint="eastAsia"/>
+          <w:b w:val="0"/>
+          <w:bCs w:val="0"/>
+          <w:sz w:val="24"/>
+          <w:szCs w:val="24"/>
+          <w:lang w:eastAsia="zh-CN"/>
+        </w:rPr>
+      </w:pPr>
+    </w:p>
+    <w:p>
+      <w:pPr>
+        <w:jc w:val="both"/>
+        <w:rPr>
+          <w:rFonts w:hint="default"/>
+          <w:b w:val="0"/>
+          <w:bCs w:val="0"/>
+          <w:sz w:val="24"/>
+          <w:szCs w:val="24"/>
+          <w:lang w:eastAsia="zh-CN"/>
+        </w:rPr>
+      </w:pPr>
+      <w:r>
+        <w:rPr>
+          <w:rFonts w:hint="default"/>
+          <w:b w:val="0"/>
+          <w:bCs w:val="0"/>
+          <w:sz w:val="24"/>
+          <w:szCs w:val="24"/>
+          <w:lang w:eastAsia="zh-CN"/>
+        </w:rPr>
+        <w:t>【样例二解释】</w:t>
+      </w:r>
+    </w:p>
+    <w:p>
+      <w:pPr>
+        <w:jc w:val="both"/>
+        <w:rPr>
+          <w:rFonts w:hint="eastAsia"/>
+          <w:b w:val="0"/>
+          <w:bCs w:val="0"/>
+          <w:sz w:val="24"/>
+          <w:szCs w:val="24"/>
+          <w:lang w:eastAsia="zh-CN"/>
+        </w:rPr>
+      </w:pPr>
+      <w:r>
+        <w:rPr>
+          <w:rFonts w:hint="default"/>
+          <w:b w:val="0"/>
+          <w:bCs w:val="0"/>
+          <w:sz w:val="24"/>
+          <w:szCs w:val="24"/>
+          <w:lang w:eastAsia="zh-CN"/>
+        </w:rPr>
+        <w:t>其用分数形式表示为</w:t>
+      </w:r>
+      <w:bookmarkStart w:id="6" w:name="_GoBack"/>
+      <w:bookmarkEnd w:id="6"/>
+      <w:r>
+        <w:rPr>
+          <w:rFonts w:hint="default"/>
+          <w:b w:val="0"/>
+          <w:bCs w:val="0"/>
+          <w:sz w:val="24"/>
+          <w:szCs w:val="24"/>
+          <w:lang w:eastAsia="zh-CN"/>
+        </w:rPr>
+        <w:t>29/27</w:t>
+      </w:r>
+    </w:p>
+    <w:p>
+      <w:pPr>
+        <w:jc w:val="both"/>
+        <w:rPr>
+          <w:rFonts w:hint="eastAsia"/>
+          <w:b w:val="0"/>
+          <w:bCs w:val="0"/>
+          <w:sz w:val="24"/>
+          <w:szCs w:val="24"/>
+          <w:lang w:eastAsia="zh-CN"/>
         </w:rPr>
       </w:pPr>
     </w:p>
@@ -585,7 +1092,29 @@
           <w:szCs w:val="24"/>
           <w:lang w:eastAsia="zh-CN"/>
         </w:rPr>
-        <w:t>1 &lt;= N &lt;= 2000; 1 &lt;= vi &lt;= 1,0000;</w:t>
+        <w:t xml:space="preserve">1 &lt;= N &lt;= 2000; </w:t>
+      </w:r>
+      <w:r>
+        <w:rPr>
+          <w:rFonts w:hint="default"/>
+          <w:b w:val="0"/>
+          <w:bCs w:val="0"/>
+          <w:sz w:val="24"/>
+          <w:szCs w:val="24"/>
+          <w:lang w:eastAsia="zh-CN"/>
+        </w:rPr>
+        <w:t>0</w:t>
+      </w:r>
+      <w:r>
+        <w:rPr>
+          <w:rFonts w:hint="default"/>
+          <w:b w:val="0"/>
+          <w:bCs w:val="0"/>
+          <w:sz w:val="24"/>
+          <w:szCs w:val="24"/>
+          <w:lang w:eastAsia="zh-CN"/>
+        </w:rPr>
+        <w:t xml:space="preserve"> &lt;= vi &lt;= 1,0000;</w:t>
       </w:r>
     </w:p>
     <w:p>
